--- a/Day_3_4_5/docs/RV_D3SK3_L4_Lab-2_Cycle_Calculator.docx
+++ b/Day_3_4_5/docs/RV_D3SK3_L4_Lab-2_Cycle_Calculator.docx
@@ -23,27 +23,28 @@
       <w:r>
         <w:t xml:space="preserve">This note explains </w:t>
       </w:r>
+      <w:r>
+        <w:rPr>
+          <w:b/>
+          <w:bCs/>
+        </w:rPr>
+        <w:t>RV_D3SK3_L4_Lab-2_Cycle_Calculator</w:t>
+      </w:r>
+      <w:r>
+        <w:rPr>
+          <w:b/>
+          <w:bCs/>
+        </w:rPr>
+        <w:t>.v</w:t>
+      </w:r>
+      <w:r>
+        <w:t xml:space="preserve">, a small calculator that adds, subtracts, multiplies or divides two operands and feeds each valid result back in as the next first operand. It is written for </w:t>
+      </w:r>
       <w:proofErr w:type="spellStart"/>
       <w:r>
-        <w:t>calc_</w:t>
-      </w:r>
-      <w:proofErr w:type="gramStart"/>
-      <w:r>
-        <w:t>pipeline.</w:t>
-      </w:r>
-      <w:r>
-        <w:t>v</w:t>
+        <w:t>Makerchip</w:t>
       </w:r>
       <w:proofErr w:type="spellEnd"/>
-      <w:proofErr w:type="gramEnd"/>
-      <w:r>
-        <w:t xml:space="preserve">, a small calculator that adds, subtracts, multiplies or divides two operands and feeds each valid result back in as the next first operand. It is written for </w:t>
-      </w:r>
-      <w:proofErr w:type="spellStart"/>
-      <w:r>
-        <w:t>Makerchip</w:t>
-      </w:r>
-      <w:proofErr w:type="spellEnd"/>
       <w:r>
         <w:t xml:space="preserve"> and follows the pipeline diagram: two stage lines, a &gt;&gt;2 result recirculation, a &gt;&gt;1 valid toggle, and an inverter and OR gate that zero the output.</w:t>
       </w:r>
@@ -61,10 +62,13 @@
         <w:spacing w:after="120"/>
       </w:pPr>
       <w:r>
+        <w:rPr>
+          <w:noProof/>
+        </w:rPr>
         <w:drawing>
-          <wp:inline distT="0" distB="0" distL="0" distR="0" wp14:anchorId="1745C07B" wp14:editId="25609D15">
+          <wp:inline distT="0" distB="0" distL="0" distR="0" wp14:anchorId="1745C07B" wp14:editId="7595C946">
             <wp:extent cx="4312920" cy="2669653"/>
-            <wp:effectExtent l="0" t="0" r="0" b="0"/>
+            <wp:effectExtent l="19050" t="19050" r="11430" b="16510"/>
             <wp:docPr id="805970044" name="Picture 1"/>
             <wp:cNvGraphicFramePr>
               <a:graphicFrameLocks xmlns:a="http://schemas.openxmlformats.org/drawingml/2006/main" noChangeAspect="1"/>
@@ -90,6 +94,11 @@
                     <a:prstGeom prst="rect">
                       <a:avLst/>
                     </a:prstGeom>
+                    <a:ln>
+                      <a:solidFill>
+                        <a:schemeClr val="accent1"/>
+                      </a:solidFill>
+                    </a:ln>
                   </pic:spPr>
                 </pic:pic>
               </a:graphicData>
@@ -111,10 +120,13 @@
         <w:spacing w:after="120"/>
       </w:pPr>
       <w:r>
+        <w:rPr>
+          <w:noProof/>
+        </w:rPr>
         <w:drawing>
-          <wp:inline distT="0" distB="0" distL="0" distR="0" wp14:anchorId="3D91CFE3" wp14:editId="54CF52F1">
-            <wp:extent cx="4234038" cy="3870960"/>
-            <wp:effectExtent l="0" t="0" r="7620" b="0"/>
+          <wp:inline distT="0" distB="0" distL="0" distR="0" wp14:anchorId="3D91CFE3" wp14:editId="2C773D1B">
+            <wp:extent cx="4301490" cy="3870509"/>
+            <wp:effectExtent l="19050" t="19050" r="22860" b="15875"/>
             <wp:docPr id="1125721488" name="Picture 1"/>
             <wp:cNvGraphicFramePr>
               <a:graphicFrameLocks xmlns:a="http://schemas.openxmlformats.org/drawingml/2006/main" noChangeAspect="1"/>
@@ -135,11 +147,16 @@
                   <pic:spPr>
                     <a:xfrm>
                       <a:off x="0" y="0"/>
-                      <a:ext cx="4234038" cy="3870960"/>
+                      <a:ext cx="4302809" cy="3871696"/>
                     </a:xfrm>
                     <a:prstGeom prst="rect">
                       <a:avLst/>
                     </a:prstGeom>
+                    <a:ln>
+                      <a:solidFill>
+                        <a:schemeClr val="accent1"/>
+                      </a:solidFill>
+                    </a:ln>
                   </pic:spPr>
                 </pic:pic>
               </a:graphicData>
@@ -150,14 +167,181 @@
     </w:p>
     <w:p>
       <w:pPr>
+        <w:pStyle w:val="Heading1"/>
+      </w:pPr>
+      <w:proofErr w:type="spellStart"/>
+      <w:r>
+        <w:lastRenderedPageBreak/>
+        <w:t>Makerchip</w:t>
+      </w:r>
+      <w:proofErr w:type="spellEnd"/>
+      <w:r>
+        <w:t xml:space="preserve"> execution – Diagram</w:t>
+      </w:r>
+    </w:p>
+    <w:p>
+      <w:pPr>
         <w:spacing w:after="120"/>
       </w:pPr>
+      <w:r>
+        <w:rPr>
+          <w:noProof/>
+        </w:rPr>
+        <w:drawing>
+          <wp:inline distT="0" distB="0" distL="0" distR="0" wp14:anchorId="4B427806" wp14:editId="39EEB0DD">
+            <wp:extent cx="5731510" cy="3305810"/>
+            <wp:effectExtent l="19050" t="19050" r="21590" b="27940"/>
+            <wp:docPr id="2047142682" name="Picture 2"/>
+            <wp:cNvGraphicFramePr>
+              <a:graphicFrameLocks xmlns:a="http://schemas.openxmlformats.org/drawingml/2006/main" noChangeAspect="1"/>
+            </wp:cNvGraphicFramePr>
+            <a:graphic xmlns:a="http://schemas.openxmlformats.org/drawingml/2006/main">
+              <a:graphicData uri="http://schemas.openxmlformats.org/drawingml/2006/picture">
+                <pic:pic xmlns:pic="http://schemas.openxmlformats.org/drawingml/2006/picture">
+                  <pic:nvPicPr>
+                    <pic:cNvPr id="0" name="Picture 6"/>
+                    <pic:cNvPicPr>
+                      <a:picLocks noChangeAspect="1" noChangeArrowheads="1"/>
+                    </pic:cNvPicPr>
+                  </pic:nvPicPr>
+                  <pic:blipFill>
+                    <a:blip r:embed="rId9" cstate="print">
+                      <a:extLst>
+                        <a:ext uri="{28A0092B-C50C-407E-A947-70E740481C1C}">
+                          <a14:useLocalDpi xmlns:a14="http://schemas.microsoft.com/office/drawing/2010/main" val="0"/>
+                        </a:ext>
+                      </a:extLst>
+                    </a:blip>
+                    <a:srcRect/>
+                    <a:stretch>
+                      <a:fillRect/>
+                    </a:stretch>
+                  </pic:blipFill>
+                  <pic:spPr bwMode="auto">
+                    <a:xfrm>
+                      <a:off x="0" y="0"/>
+                      <a:ext cx="5731510" cy="3305810"/>
+                    </a:xfrm>
+                    <a:prstGeom prst="rect">
+                      <a:avLst/>
+                    </a:prstGeom>
+                    <a:noFill/>
+                    <a:ln>
+                      <a:solidFill>
+                        <a:schemeClr val="accent1"/>
+                      </a:solidFill>
+                    </a:ln>
+                  </pic:spPr>
+                </pic:pic>
+              </a:graphicData>
+            </a:graphic>
+          </wp:inline>
+        </w:drawing>
+      </w:r>
+    </w:p>
+    <w:p>
+      <w:pPr>
+        <w:spacing w:after="120"/>
+      </w:pPr>
     </w:p>
     <w:p>
       <w:pPr>
         <w:pStyle w:val="Heading1"/>
       </w:pPr>
-      <w:r>
+      <w:proofErr w:type="spellStart"/>
+      <w:r>
+        <w:t>Makerchip</w:t>
+      </w:r>
+      <w:proofErr w:type="spellEnd"/>
+      <w:r>
+        <w:t xml:space="preserve"> execution – Waveform</w:t>
+      </w:r>
+    </w:p>
+    <w:p>
+      <w:pPr>
+        <w:spacing w:after="120"/>
+      </w:pPr>
+    </w:p>
+    <w:p>
+      <w:pPr>
+        <w:spacing w:after="120"/>
+      </w:pPr>
+      <w:r>
+        <w:rPr>
+          <w:noProof/>
+        </w:rPr>
+        <w:drawing>
+          <wp:inline distT="0" distB="0" distL="0" distR="0" wp14:anchorId="6AEB16FC" wp14:editId="3DE9E54C">
+            <wp:extent cx="5722620" cy="3185160"/>
+            <wp:effectExtent l="19050" t="19050" r="11430" b="15240"/>
+            <wp:docPr id="2120765742" name="Picture 3"/>
+            <wp:cNvGraphicFramePr>
+              <a:graphicFrameLocks xmlns:a="http://schemas.openxmlformats.org/drawingml/2006/main" noChangeAspect="1"/>
+            </wp:cNvGraphicFramePr>
+            <a:graphic xmlns:a="http://schemas.openxmlformats.org/drawingml/2006/main">
+              <a:graphicData uri="http://schemas.openxmlformats.org/drawingml/2006/picture">
+                <pic:pic xmlns:pic="http://schemas.openxmlformats.org/drawingml/2006/picture">
+                  <pic:nvPicPr>
+                    <pic:cNvPr id="0" name="Picture 8"/>
+                    <pic:cNvPicPr>
+                      <a:picLocks noChangeAspect="1" noChangeArrowheads="1"/>
+                    </pic:cNvPicPr>
+                  </pic:nvPicPr>
+                  <pic:blipFill>
+                    <a:blip r:embed="rId10" cstate="print">
+                      <a:extLst>
+                        <a:ext uri="{28A0092B-C50C-407E-A947-70E740481C1C}">
+                          <a14:useLocalDpi xmlns:a14="http://schemas.microsoft.com/office/drawing/2010/main" val="0"/>
+                        </a:ext>
+                      </a:extLst>
+                    </a:blip>
+                    <a:srcRect/>
+                    <a:stretch>
+                      <a:fillRect/>
+                    </a:stretch>
+                  </pic:blipFill>
+                  <pic:spPr bwMode="auto">
+                    <a:xfrm>
+                      <a:off x="0" y="0"/>
+                      <a:ext cx="5722620" cy="3185160"/>
+                    </a:xfrm>
+                    <a:prstGeom prst="rect">
+                      <a:avLst/>
+                    </a:prstGeom>
+                    <a:noFill/>
+                    <a:ln>
+                      <a:solidFill>
+                        <a:schemeClr val="accent1"/>
+                      </a:solidFill>
+                    </a:ln>
+                  </pic:spPr>
+                </pic:pic>
+              </a:graphicData>
+            </a:graphic>
+          </wp:inline>
+        </w:drawing>
+      </w:r>
+    </w:p>
+    <w:p>
+      <w:pPr>
+        <w:rPr>
+          <w:b/>
+          <w:bCs/>
+          <w:color w:val="1F3864"/>
+          <w:sz w:val="30"/>
+          <w:szCs w:val="30"/>
+        </w:rPr>
+      </w:pPr>
+      <w:r>
+        <w:br w:type="page"/>
+      </w:r>
+    </w:p>
+    <w:p>
+      <w:pPr>
+        <w:pStyle w:val="Heading1"/>
+      </w:pPr>
+      <w:r>
+        <w:lastRenderedPageBreak/>
         <w:t>Implementation Elaboration</w:t>
       </w:r>
     </w:p>
@@ -191,12 +375,6 @@
         <w:gridCol w:w="6826"/>
       </w:tblGrid>
       <w:tr>
-        <w:tblPrEx>
-          <w:tblCellMar>
-            <w:top w:w="0" w:type="dxa"/>
-            <w:bottom w:w="0" w:type="dxa"/>
-          </w:tblCellMar>
-        </w:tblPrEx>
         <w:trPr>
           <w:tblHeader/>
         </w:trPr>
@@ -256,12 +434,6 @@
         </w:tc>
       </w:tr>
       <w:tr>
-        <w:tblPrEx>
-          <w:tblCellMar>
-            <w:top w:w="0" w:type="dxa"/>
-            <w:bottom w:w="0" w:type="dxa"/>
-          </w:tblCellMar>
-        </w:tblPrEx>
         <w:tc>
           <w:tcPr>
             <w:tcW w:w="2200" w:type="dxa"/>
@@ -337,12 +509,6 @@
         </w:tc>
       </w:tr>
       <w:tr>
-        <w:tblPrEx>
-          <w:tblCellMar>
-            <w:top w:w="0" w:type="dxa"/>
-            <w:bottom w:w="0" w:type="dxa"/>
-          </w:tblCellMar>
-        </w:tblPrEx>
         <w:tc>
           <w:tcPr>
             <w:tcW w:w="2200" w:type="dxa"/>
@@ -394,12 +560,6 @@
         </w:tc>
       </w:tr>
       <w:tr>
-        <w:tblPrEx>
-          <w:tblCellMar>
-            <w:top w:w="0" w:type="dxa"/>
-            <w:bottom w:w="0" w:type="dxa"/>
-          </w:tblCellMar>
-        </w:tblPrEx>
         <w:tc>
           <w:tcPr>
             <w:tcW w:w="2200" w:type="dxa"/>
@@ -868,24 +1028,9 @@
     </w:p>
     <w:p>
       <w:pPr>
-        <w:rPr>
-          <w:b/>
-          <w:bCs/>
-          <w:color w:val="1F3864"/>
-          <w:sz w:val="30"/>
-          <w:szCs w:val="30"/>
-        </w:rPr>
-      </w:pPr>
-      <w:r>
-        <w:br w:type="page"/>
-      </w:r>
-    </w:p>
-    <w:p>
-      <w:pPr>
         <w:pStyle w:val="Heading1"/>
       </w:pPr>
       <w:r>
-        <w:lastRenderedPageBreak/>
         <w:t>4. Stage @2: select and output</w:t>
       </w:r>
     </w:p>
@@ -1179,12 +1324,6 @@
         <w:gridCol w:w="7026"/>
       </w:tblGrid>
       <w:tr>
-        <w:tblPrEx>
-          <w:tblCellMar>
-            <w:top w:w="0" w:type="dxa"/>
-            <w:bottom w:w="0" w:type="dxa"/>
-          </w:tblCellMar>
-        </w:tblPrEx>
         <w:trPr>
           <w:tblHeader/>
         </w:trPr>
@@ -1244,12 +1383,6 @@
         </w:tc>
       </w:tr>
       <w:tr>
-        <w:tblPrEx>
-          <w:tblCellMar>
-            <w:top w:w="0" w:type="dxa"/>
-            <w:bottom w:w="0" w:type="dxa"/>
-          </w:tblCellMar>
-        </w:tblPrEx>
         <w:tc>
           <w:tcPr>
             <w:tcW w:w="2000" w:type="dxa"/>
@@ -1306,12 +1439,6 @@
         </w:tc>
       </w:tr>
       <w:tr>
-        <w:tblPrEx>
-          <w:tblCellMar>
-            <w:top w:w="0" w:type="dxa"/>
-            <w:bottom w:w="0" w:type="dxa"/>
-          </w:tblCellMar>
-        </w:tblPrEx>
         <w:tc>
           <w:tcPr>
             <w:tcW w:w="2000" w:type="dxa"/>
@@ -1368,12 +1495,6 @@
         </w:tc>
       </w:tr>
       <w:tr>
-        <w:tblPrEx>
-          <w:tblCellMar>
-            <w:top w:w="0" w:type="dxa"/>
-            <w:bottom w:w="0" w:type="dxa"/>
-          </w:tblCellMar>
-        </w:tblPrEx>
         <w:tc>
           <w:tcPr>
             <w:tcW w:w="2000" w:type="dxa"/>
@@ -1430,12 +1551,6 @@
         </w:tc>
       </w:tr>
       <w:tr>
-        <w:tblPrEx>
-          <w:tblCellMar>
-            <w:top w:w="0" w:type="dxa"/>
-            <w:bottom w:w="0" w:type="dxa"/>
-          </w:tblCellMar>
-        </w:tblPrEx>
         <w:tc>
           <w:tcPr>
             <w:tcW w:w="2000" w:type="dxa"/>
@@ -1506,11 +1621,6 @@
       <w:pPr>
         <w:spacing w:after="120"/>
       </w:pPr>
-    </w:p>
-    <w:p>
-      <w:pPr>
-        <w:spacing w:after="120"/>
-      </w:pPr>
       <w:proofErr w:type="gramStart"/>
       <w:r>
         <w:rPr>
@@ -1518,6 +1628,7 @@
           <w:sz w:val="20"/>
           <w:szCs w:val="20"/>
         </w:rPr>
+        <w:lastRenderedPageBreak/>
         <w:t>!$</w:t>
       </w:r>
       <w:proofErr w:type="gramEnd"/>
@@ -1610,12 +1721,6 @@
         <w:gridCol w:w="2226"/>
       </w:tblGrid>
       <w:tr>
-        <w:tblPrEx>
-          <w:tblCellMar>
-            <w:top w:w="0" w:type="dxa"/>
-            <w:bottom w:w="0" w:type="dxa"/>
-          </w:tblCellMar>
-        </w:tblPrEx>
         <w:trPr>
           <w:tblHeader/>
         </w:trPr>
@@ -1783,12 +1888,6 @@
         </w:tc>
       </w:tr>
       <w:tr>
-        <w:tblPrEx>
-          <w:tblCellMar>
-            <w:top w:w="0" w:type="dxa"/>
-            <w:bottom w:w="0" w:type="dxa"/>
-          </w:tblCellMar>
-        </w:tblPrEx>
         <w:tc>
           <w:tcPr>
             <w:tcW w:w="1200" w:type="dxa"/>
@@ -1923,12 +2022,6 @@
         </w:tc>
       </w:tr>
       <w:tr>
-        <w:tblPrEx>
-          <w:tblCellMar>
-            <w:top w:w="0" w:type="dxa"/>
-            <w:bottom w:w="0" w:type="dxa"/>
-          </w:tblCellMar>
-        </w:tblPrEx>
         <w:tc>
           <w:tcPr>
             <w:tcW w:w="1200" w:type="dxa"/>
@@ -2063,12 +2156,6 @@
         </w:tc>
       </w:tr>
       <w:tr>
-        <w:tblPrEx>
-          <w:tblCellMar>
-            <w:top w:w="0" w:type="dxa"/>
-            <w:bottom w:w="0" w:type="dxa"/>
-          </w:tblCellMar>
-        </w:tblPrEx>
         <w:tc>
           <w:tcPr>
             <w:tcW w:w="1200" w:type="dxa"/>
@@ -2203,12 +2290,6 @@
         </w:tc>
       </w:tr>
       <w:tr>
-        <w:tblPrEx>
-          <w:tblCellMar>
-            <w:top w:w="0" w:type="dxa"/>
-            <w:bottom w:w="0" w:type="dxa"/>
-          </w:tblCellMar>
-        </w:tblPrEx>
         <w:tc>
           <w:tcPr>
             <w:tcW w:w="1200" w:type="dxa"/>
@@ -2343,12 +2424,6 @@
         </w:tc>
       </w:tr>
       <w:tr>
-        <w:tblPrEx>
-          <w:tblCellMar>
-            <w:top w:w="0" w:type="dxa"/>
-            <w:bottom w:w="0" w:type="dxa"/>
-          </w:tblCellMar>
-        </w:tblPrEx>
         <w:tc>
           <w:tcPr>
             <w:tcW w:w="1200" w:type="dxa"/>
@@ -2483,12 +2558,6 @@
         </w:tc>
       </w:tr>
       <w:tr>
-        <w:tblPrEx>
-          <w:tblCellMar>
-            <w:top w:w="0" w:type="dxa"/>
-            <w:bottom w:w="0" w:type="dxa"/>
-          </w:tblCellMar>
-        </w:tblPrEx>
         <w:tc>
           <w:tcPr>
             <w:tcW w:w="1200" w:type="dxa"/>
@@ -2623,12 +2692,6 @@
         </w:tc>
       </w:tr>
       <w:tr>
-        <w:tblPrEx>
-          <w:tblCellMar>
-            <w:top w:w="0" w:type="dxa"/>
-            <w:bottom w:w="0" w:type="dxa"/>
-          </w:tblCellMar>
-        </w:tblPrEx>
         <w:tc>
           <w:tcPr>
             <w:tcW w:w="1200" w:type="dxa"/>
@@ -2765,12 +2828,6 @@
         </w:tc>
       </w:tr>
       <w:tr>
-        <w:tblPrEx>
-          <w:tblCellMar>
-            <w:top w:w="0" w:type="dxa"/>
-            <w:bottom w:w="0" w:type="dxa"/>
-          </w:tblCellMar>
-        </w:tblPrEx>
         <w:tc>
           <w:tcPr>
             <w:tcW w:w="1200" w:type="dxa"/>
@@ -2922,24 +2979,9 @@
     </w:p>
     <w:p>
       <w:pPr>
-        <w:rPr>
-          <w:b/>
-          <w:bCs/>
-          <w:color w:val="1F3864"/>
-          <w:sz w:val="30"/>
-          <w:szCs w:val="30"/>
-        </w:rPr>
-      </w:pPr>
-      <w:r>
-        <w:br w:type="page"/>
-      </w:r>
-    </w:p>
-    <w:p>
-      <w:pPr>
         <w:pStyle w:val="Heading1"/>
       </w:pPr>
       <w:r>
-        <w:lastRenderedPageBreak/>
         <w:t>7. Simulation control</w:t>
       </w:r>
     </w:p>
@@ -3141,7 +3183,7 @@
       </w:r>
     </w:p>
     <w:sectPr>
-      <w:footerReference w:type="default" r:id="rId9"/>
+      <w:footerReference w:type="default" r:id="rId11"/>
       <w:pgSz w:w="11906" w:h="16838"/>
       <w:pgMar w:top="1440" w:right="1440" w:bottom="1440" w:left="1440" w:header="708" w:footer="708" w:gutter="0"/>
       <w:cols w:space="720"/>

--- a/Day_3_4_5/docs/RV_D3SK3_L4_Lab-2_Cycle_Calculator.docx
+++ b/Day_3_4_5/docs/RV_D3SK3_L4_Lab-2_Cycle_Calculator.docx
@@ -7,13 +7,25 @@
         <w:pStyle w:val="Title"/>
       </w:pPr>
       <w:r>
-        <w:t>Two-</w:t>
+        <w:t>RV_D3SK3_L4_Lab</w:t>
+      </w:r>
+      <w:r>
+        <w:t xml:space="preserve"> on </w:t>
+      </w:r>
+      <w:r>
+        <w:t>2</w:t>
+      </w:r>
+      <w:r>
+        <w:t>-</w:t>
       </w:r>
       <w:r>
         <w:t>Cycle</w:t>
       </w:r>
       <w:r>
-        <w:t xml:space="preserve"> Pipelined Calculator</w:t>
+        <w:t xml:space="preserve"> </w:t>
+      </w:r>
+      <w:r>
+        <w:t>Calculator</w:t>
       </w:r>
     </w:p>
     <w:p>
@@ -38,15 +50,7 @@
         <w:t>.v</w:t>
       </w:r>
       <w:r>
-        <w:t xml:space="preserve">, a small calculator that adds, subtracts, multiplies or divides two operands and feeds each valid result back in as the next first operand. It is written for </w:t>
-      </w:r>
-      <w:proofErr w:type="spellStart"/>
-      <w:r>
-        <w:t>Makerchip</w:t>
-      </w:r>
-      <w:proofErr w:type="spellEnd"/>
-      <w:r>
-        <w:t xml:space="preserve"> and follows the pipeline diagram: two stage lines, a &gt;&gt;2 result recirculation, a &gt;&gt;1 valid toggle, and an inverter and OR gate that zero the output.</w:t>
+        <w:t>, a small calculator that adds, subtracts, multiplies or divides two operands and feeds each valid result back in as the next first operand. It is written for Makerchip and follows the pipeline diagram: two stage lines, a &gt;&gt;2 result recirculation, a &gt;&gt;1 valid toggle, and an inverter and OR gate that zero the output.</w:t>
       </w:r>
     </w:p>
     <w:p>
@@ -169,14 +173,9 @@
       <w:pPr>
         <w:pStyle w:val="Heading1"/>
       </w:pPr>
-      <w:proofErr w:type="spellStart"/>
       <w:r>
         <w:lastRenderedPageBreak/>
-        <w:t>Makerchip</w:t>
-      </w:r>
-      <w:proofErr w:type="spellEnd"/>
-      <w:r>
-        <w:t xml:space="preserve"> execution – Diagram</w:t>
+        <w:t>Makerchip execution – Diagram</w:t>
       </w:r>
     </w:p>
     <w:p>
@@ -188,7 +187,7 @@
           <w:noProof/>
         </w:rPr>
         <w:drawing>
-          <wp:inline distT="0" distB="0" distL="0" distR="0" wp14:anchorId="4B427806" wp14:editId="39EEB0DD">
+          <wp:inline distT="0" distB="0" distL="0" distR="0" wp14:anchorId="4B427806" wp14:editId="49812136">
             <wp:extent cx="5731510" cy="3305810"/>
             <wp:effectExtent l="19050" t="19050" r="21590" b="27940"/>
             <wp:docPr id="2047142682" name="Picture 2"/>
@@ -248,13 +247,8 @@
       <w:pPr>
         <w:pStyle w:val="Heading1"/>
       </w:pPr>
-      <w:proofErr w:type="spellStart"/>
-      <w:r>
-        <w:t>Makerchip</w:t>
-      </w:r>
-      <w:proofErr w:type="spellEnd"/>
-      <w:r>
-        <w:t xml:space="preserve"> execution – Waveform</w:t>
+      <w:r>
+        <w:t>Makerchip execution – Waveform</w:t>
       </w:r>
     </w:p>
     <w:p>
@@ -487,23 +481,7 @@
             </w:r>
             <w:proofErr w:type="gramEnd"/>
             <w:r>
-              <w:t xml:space="preserve"> creates the top-level module, random stimulus (*reset, *</w:t>
-            </w:r>
-            <w:proofErr w:type="spellStart"/>
-            <w:r>
-              <w:t>cyc_cnt</w:t>
-            </w:r>
-            <w:proofErr w:type="spellEnd"/>
-            <w:r>
-              <w:t xml:space="preserve">, $rand*) and </w:t>
-            </w:r>
-            <w:proofErr w:type="spellStart"/>
-            <w:r>
-              <w:t>Verilator</w:t>
-            </w:r>
-            <w:proofErr w:type="spellEnd"/>
-            <w:r>
-              <w:t xml:space="preserve"> settings.</w:t>
+              <w:t xml:space="preserve"> creates the top-level module, random stimulus (*reset, *cyc_cnt, $rand*) and Verilator settings.</w:t>
             </w:r>
           </w:p>
         </w:tc>
@@ -604,13 +582,8 @@
             </w:tcMar>
           </w:tcPr>
           <w:p>
-            <w:proofErr w:type="spellStart"/>
-            <w:r>
-              <w:t>endmodule</w:t>
-            </w:r>
-            <w:proofErr w:type="spellEnd"/>
-            <w:r>
-              <w:t>, closing the module opened by the macro.</w:t>
+            <w:r>
+              <w:t>endmodule, closing the module opened by the macro.</w:t>
             </w:r>
           </w:p>
         </w:tc>
@@ -700,15 +673,7 @@
         <w:t>$name</w:t>
       </w:r>
       <w:r>
-        <w:t xml:space="preserve"> is a </w:t>
-      </w:r>
-      <w:proofErr w:type="spellStart"/>
-      <w:r>
-        <w:t>pipesignal</w:t>
-      </w:r>
-      <w:proofErr w:type="spellEnd"/>
-      <w:r>
-        <w:t>, assigned in exactly one stage.</w:t>
+        <w:t xml:space="preserve"> is a pipesignal, assigned in exactly one stage.</w:t>
       </w:r>
     </w:p>
     <w:p>
@@ -739,15 +704,7 @@
       </w:r>
       <w:proofErr w:type="gramEnd"/>
       <w:r>
-        <w:t xml:space="preserve"> is a plain </w:t>
-      </w:r>
-      <w:proofErr w:type="spellStart"/>
-      <w:r>
-        <w:t>SystemVerilog</w:t>
-      </w:r>
-      <w:proofErr w:type="spellEnd"/>
-      <w:r>
-        <w:t xml:space="preserve"> signal at the module boundary.</w:t>
+        <w:t xml:space="preserve"> is a plain SystemVerilog signal at the module boundary.</w:t>
       </w:r>
     </w:p>
     <w:p>
@@ -765,18 +722,8 @@
           <w:sz w:val="20"/>
           <w:szCs w:val="20"/>
         </w:rPr>
-        <w:t>&gt;&gt;</w:t>
-      </w:r>
-      <w:proofErr w:type="spellStart"/>
-      <w:r>
-        <w:rPr>
-          <w:rFonts w:ascii="Consolas" w:eastAsia="Consolas" w:hAnsi="Consolas" w:cs="Consolas"/>
-          <w:sz w:val="20"/>
-          <w:szCs w:val="20"/>
-        </w:rPr>
-        <w:t>n$sig</w:t>
-      </w:r>
-      <w:proofErr w:type="spellEnd"/>
+        <w:t>&gt;&gt;n$sig</w:t>
+      </w:r>
       <w:r>
         <w:t xml:space="preserve"> is the value of </w:t>
       </w:r>
@@ -894,15 +841,7 @@
         <w:t>$op = $rand3[1:0];</w:t>
       </w:r>
       <w:r>
-        <w:t xml:space="preserve"> is a random 2-bit operation select. The diagram shows $op as an input, and </w:t>
-      </w:r>
-      <w:proofErr w:type="spellStart"/>
-      <w:r>
-        <w:t>Makerchip</w:t>
-      </w:r>
-      <w:proofErr w:type="spellEnd"/>
-      <w:r>
-        <w:t xml:space="preserve"> needs something to drive it.</w:t>
+        <w:t xml:space="preserve"> is a random 2-bit operation select. The diagram shows $op as an input, and Makerchip needs something to drive it.</w:t>
       </w:r>
     </w:p>
     <w:p>
@@ -953,18 +892,8 @@
           <w:sz w:val="20"/>
           <w:szCs w:val="20"/>
         </w:rPr>
-        <w:t>$</w:t>
-      </w:r>
-      <w:proofErr w:type="spellStart"/>
-      <w:r>
-        <w:rPr>
-          <w:rFonts w:ascii="Consolas" w:eastAsia="Consolas" w:hAnsi="Consolas" w:cs="Consolas"/>
-          <w:sz w:val="20"/>
-          <w:szCs w:val="20"/>
-        </w:rPr>
-        <w:t>quot</w:t>
-      </w:r>
-      <w:proofErr w:type="spellEnd"/>
+        <w:t>$quot</w:t>
+      </w:r>
       <w:r>
         <w:t xml:space="preserve"> are computed in parallel from $val1 and $val2. Nothing is selected yet.</w:t>
       </w:r>
@@ -1200,7 +1129,6 @@
         </w:rPr>
         <w:t xml:space="preserve"> $</w:t>
       </w:r>
-      <w:proofErr w:type="spellStart"/>
       <w:proofErr w:type="gramStart"/>
       <w:r>
         <w:rPr>
@@ -1208,16 +1136,7 @@
           <w:sz w:val="20"/>
           <w:szCs w:val="20"/>
         </w:rPr>
-        <w:t>quot</w:t>
-      </w:r>
-      <w:proofErr w:type="spellEnd"/>
-      <w:r>
-        <w:rPr>
-          <w:rFonts w:ascii="Consolas" w:eastAsia="Consolas" w:hAnsi="Consolas" w:cs="Consolas"/>
-          <w:sz w:val="20"/>
-          <w:szCs w:val="20"/>
-        </w:rPr>
-        <w:t xml:space="preserve"> :</w:t>
+        <w:t>quot :</w:t>
       </w:r>
       <w:proofErr w:type="gramEnd"/>
       <w:r>
@@ -1601,18 +1520,8 @@
                 <w:sz w:val="20"/>
                 <w:szCs w:val="20"/>
               </w:rPr>
-              <w:t>$</w:t>
-            </w:r>
-            <w:proofErr w:type="spellStart"/>
-            <w:r>
-              <w:rPr>
-                <w:rFonts w:ascii="Consolas" w:eastAsia="Consolas" w:hAnsi="Consolas" w:cs="Consolas"/>
-                <w:sz w:val="20"/>
-                <w:szCs w:val="20"/>
-              </w:rPr>
-              <w:t>quot</w:t>
-            </w:r>
-            <w:proofErr w:type="spellEnd"/>
+              <w:t>$quot</w:t>
+            </w:r>
           </w:p>
         </w:tc>
       </w:tr>
@@ -2797,11 +2706,9 @@
             </w:tcMar>
           </w:tcPr>
           <w:p>
-            <w:proofErr w:type="spellStart"/>
             <w:r>
               <w:t>quot</w:t>
             </w:r>
-            <w:proofErr w:type="spellEnd"/>
           </w:p>
         </w:tc>
         <w:tc>
@@ -2933,11 +2840,9 @@
             </w:tcMar>
           </w:tcPr>
           <w:p>
-            <w:proofErr w:type="spellStart"/>
             <w:r>
               <w:t>quot</w:t>
             </w:r>
-            <w:proofErr w:type="spellEnd"/>
           </w:p>
         </w:tc>
         <w:tc>
@@ -3000,25 +2905,7 @@
           <w:sz w:val="20"/>
           <w:szCs w:val="20"/>
         </w:rPr>
-        <w:t>*passed = *</w:t>
-      </w:r>
-      <w:proofErr w:type="spellStart"/>
-      <w:r>
-        <w:rPr>
-          <w:rFonts w:ascii="Consolas" w:eastAsia="Consolas" w:hAnsi="Consolas" w:cs="Consolas"/>
-          <w:sz w:val="20"/>
-          <w:szCs w:val="20"/>
-        </w:rPr>
-        <w:t>cyc_cnt</w:t>
-      </w:r>
-      <w:proofErr w:type="spellEnd"/>
-      <w:r>
-        <w:rPr>
-          <w:rFonts w:ascii="Consolas" w:eastAsia="Consolas" w:hAnsi="Consolas" w:cs="Consolas"/>
-          <w:sz w:val="20"/>
-          <w:szCs w:val="20"/>
-        </w:rPr>
-        <w:t xml:space="preserve"> &gt; 40;</w:t>
+        <w:t>*passed = *cyc_cnt &gt; 40;</w:t>
       </w:r>
       <w:r>
         <w:t xml:space="preserve"> ends the simulation successfully after 40 cycles.</w:t>
@@ -3070,23 +2957,7 @@
         <w:t xml:space="preserve">Divide by zero: </w:t>
       </w:r>
       <w:r>
-        <w:t xml:space="preserve">$val2 can be 0. </w:t>
-      </w:r>
-      <w:proofErr w:type="spellStart"/>
-      <w:r>
-        <w:t>Makerchip's</w:t>
-      </w:r>
-      <w:proofErr w:type="spellEnd"/>
-      <w:r>
-        <w:t xml:space="preserve"> </w:t>
-      </w:r>
-      <w:proofErr w:type="spellStart"/>
-      <w:r>
-        <w:t>Verilator</w:t>
-      </w:r>
-      <w:proofErr w:type="spellEnd"/>
-      <w:r>
-        <w:t xml:space="preserve"> backend is 2-state, so this gives a meaningless value rather than x. A guard such as </w:t>
+        <w:t xml:space="preserve">$val2 can be 0. Makerchip's Verilator backend is 2-state, so this gives a meaningless value rather than x. A guard such as </w:t>
       </w:r>
       <w:r>
         <w:rPr>

--- a/Day_3_4_5/docs/RV_D3SK3_L4_Lab-2_Cycle_Calculator.docx
+++ b/Day_3_4_5/docs/RV_D3SK3_L4_Lab-2_Cycle_Calculator.docx
@@ -50,7 +50,15 @@
         <w:t>.v</w:t>
       </w:r>
       <w:r>
-        <w:t>, a small calculator that adds, subtracts, multiplies or divides two operands and feeds each valid result back in as the next first operand. It is written for Makerchip and follows the pipeline diagram: two stage lines, a &gt;&gt;2 result recirculation, a &gt;&gt;1 valid toggle, and an inverter and OR gate that zero the output.</w:t>
+        <w:t xml:space="preserve">, a small calculator that adds, subtracts, multiplies or divides two operands and feeds each valid result back in as the next first operand. It is written for </w:t>
+      </w:r>
+      <w:proofErr w:type="spellStart"/>
+      <w:r>
+        <w:t>Makerchip</w:t>
+      </w:r>
+      <w:proofErr w:type="spellEnd"/>
+      <w:r>
+        <w:t xml:space="preserve"> and follows the pipeline diagram: two stage lines, a &gt;&gt;2 result recirculation, a &gt;&gt;1 valid toggle, and an inverter and OR gate that zero the output.</w:t>
       </w:r>
     </w:p>
     <w:p>
@@ -70,9 +78,9 @@
           <w:noProof/>
         </w:rPr>
         <w:drawing>
-          <wp:inline distT="0" distB="0" distL="0" distR="0" wp14:anchorId="1745C07B" wp14:editId="7595C946">
-            <wp:extent cx="4312920" cy="2669653"/>
-            <wp:effectExtent l="19050" t="19050" r="11430" b="16510"/>
+          <wp:inline distT="0" distB="0" distL="0" distR="0" wp14:anchorId="1745C07B" wp14:editId="068BE7A3">
+            <wp:extent cx="4872990" cy="2669540"/>
+            <wp:effectExtent l="19050" t="19050" r="22860" b="16510"/>
             <wp:docPr id="805970044" name="Picture 1"/>
             <wp:cNvGraphicFramePr>
               <a:graphicFrameLocks xmlns:a="http://schemas.openxmlformats.org/drawingml/2006/main" noChangeAspect="1"/>
@@ -93,7 +101,7 @@
                   <pic:spPr>
                     <a:xfrm>
                       <a:off x="0" y="0"/>
-                      <a:ext cx="4320027" cy="2674052"/>
+                      <a:ext cx="4881228" cy="2674053"/>
                     </a:xfrm>
                     <a:prstGeom prst="rect">
                       <a:avLst/>
@@ -121,6 +129,49 @@
     </w:p>
     <w:p>
       <w:pPr>
+        <w:pStyle w:val="Heading1"/>
+        <w:rPr>
+          <w:b w:val="0"/>
+          <w:bCs w:val="0"/>
+          <w:sz w:val="24"/>
+          <w:szCs w:val="24"/>
+        </w:rPr>
+      </w:pPr>
+      <w:proofErr w:type="spellStart"/>
+      <w:r>
+        <w:rPr>
+          <w:b w:val="0"/>
+          <w:bCs w:val="0"/>
+          <w:sz w:val="24"/>
+          <w:szCs w:val="24"/>
+        </w:rPr>
+        <w:t>MakerChip</w:t>
+      </w:r>
+      <w:proofErr w:type="spellEnd"/>
+      <w:r>
+        <w:rPr>
+          <w:b w:val="0"/>
+          <w:bCs w:val="0"/>
+          <w:sz w:val="24"/>
+          <w:szCs w:val="24"/>
+        </w:rPr>
+        <w:t xml:space="preserve"> URL: </w:t>
+      </w:r>
+      <w:hyperlink r:id="rId8" w:history="1">
+        <w:r>
+          <w:rPr>
+            <w:rStyle w:val="Hyperlink"/>
+            <w:b w:val="0"/>
+            <w:bCs w:val="0"/>
+            <w:sz w:val="24"/>
+            <w:szCs w:val="24"/>
+          </w:rPr>
+          <w:t>https://www.makerchip.com/v186/ide/~0o2fLcpK/p-0qRcOp</w:t>
+        </w:r>
+      </w:hyperlink>
+    </w:p>
+    <w:p>
+      <w:pPr>
         <w:spacing w:after="120"/>
       </w:pPr>
       <w:r>
@@ -128,9 +179,9 @@
           <w:noProof/>
         </w:rPr>
         <w:drawing>
-          <wp:inline distT="0" distB="0" distL="0" distR="0" wp14:anchorId="3D91CFE3" wp14:editId="2C773D1B">
-            <wp:extent cx="4301490" cy="3870509"/>
-            <wp:effectExtent l="19050" t="19050" r="22860" b="15875"/>
+          <wp:inline distT="0" distB="0" distL="0" distR="0" wp14:anchorId="3D91CFE3" wp14:editId="3234615D">
+            <wp:extent cx="4888230" cy="3371215"/>
+            <wp:effectExtent l="19050" t="19050" r="26670" b="19685"/>
             <wp:docPr id="1125721488" name="Picture 1"/>
             <wp:cNvGraphicFramePr>
               <a:graphicFrameLocks xmlns:a="http://schemas.openxmlformats.org/drawingml/2006/main" noChangeAspect="1"/>
@@ -143,7 +194,7 @@
                     <pic:cNvPicPr/>
                   </pic:nvPicPr>
                   <pic:blipFill>
-                    <a:blip r:embed="rId8"/>
+                    <a:blip r:embed="rId9"/>
                     <a:stretch>
                       <a:fillRect/>
                     </a:stretch>
@@ -151,7 +202,7 @@
                   <pic:spPr>
                     <a:xfrm>
                       <a:off x="0" y="0"/>
-                      <a:ext cx="4302809" cy="3871696"/>
+                      <a:ext cx="4902130" cy="3380801"/>
                     </a:xfrm>
                     <a:prstGeom prst="rect">
                       <a:avLst/>
@@ -173,9 +224,14 @@
       <w:pPr>
         <w:pStyle w:val="Heading1"/>
       </w:pPr>
+      <w:proofErr w:type="spellStart"/>
       <w:r>
         <w:lastRenderedPageBreak/>
-        <w:t>Makerchip execution – Diagram</w:t>
+        <w:t>Makerchip</w:t>
+      </w:r>
+      <w:proofErr w:type="spellEnd"/>
+      <w:r>
+        <w:t xml:space="preserve"> execution – Diagram</w:t>
       </w:r>
     </w:p>
     <w:p>
@@ -187,7 +243,7 @@
           <w:noProof/>
         </w:rPr>
         <w:drawing>
-          <wp:inline distT="0" distB="0" distL="0" distR="0" wp14:anchorId="4B427806" wp14:editId="49812136">
+          <wp:inline distT="0" distB="0" distL="0" distR="0" wp14:anchorId="4B427806" wp14:editId="404208C5">
             <wp:extent cx="5731510" cy="3305810"/>
             <wp:effectExtent l="19050" t="19050" r="21590" b="27940"/>
             <wp:docPr id="2047142682" name="Picture 2"/>
@@ -204,7 +260,7 @@
                     </pic:cNvPicPr>
                   </pic:nvPicPr>
                   <pic:blipFill>
-                    <a:blip r:embed="rId9" cstate="print">
+                    <a:blip r:embed="rId10" cstate="print">
                       <a:extLst>
                         <a:ext uri="{28A0092B-C50C-407E-A947-70E740481C1C}">
                           <a14:useLocalDpi xmlns:a14="http://schemas.microsoft.com/office/drawing/2010/main" val="0"/>
@@ -247,8 +303,13 @@
       <w:pPr>
         <w:pStyle w:val="Heading1"/>
       </w:pPr>
-      <w:r>
-        <w:t>Makerchip execution – Waveform</w:t>
+      <w:proofErr w:type="spellStart"/>
+      <w:r>
+        <w:t>Makerchip</w:t>
+      </w:r>
+      <w:proofErr w:type="spellEnd"/>
+      <w:r>
+        <w:t xml:space="preserve"> execution – Waveform</w:t>
       </w:r>
     </w:p>
     <w:p>
@@ -282,7 +343,7 @@
                     </pic:cNvPicPr>
                   </pic:nvPicPr>
                   <pic:blipFill>
-                    <a:blip r:embed="rId10" cstate="print">
+                    <a:blip r:embed="rId11" cstate="print">
                       <a:extLst>
                         <a:ext uri="{28A0092B-C50C-407E-A947-70E740481C1C}">
                           <a14:useLocalDpi xmlns:a14="http://schemas.microsoft.com/office/drawing/2010/main" val="0"/>
@@ -481,7 +542,23 @@
             </w:r>
             <w:proofErr w:type="gramEnd"/>
             <w:r>
-              <w:t xml:space="preserve"> creates the top-level module, random stimulus (*reset, *cyc_cnt, $rand*) and Verilator settings.</w:t>
+              <w:t xml:space="preserve"> creates the top-level module, random stimulus (*reset, *</w:t>
+            </w:r>
+            <w:proofErr w:type="spellStart"/>
+            <w:r>
+              <w:t>cyc_cnt</w:t>
+            </w:r>
+            <w:proofErr w:type="spellEnd"/>
+            <w:r>
+              <w:t xml:space="preserve">, $rand*) and </w:t>
+            </w:r>
+            <w:proofErr w:type="spellStart"/>
+            <w:r>
+              <w:t>Verilator</w:t>
+            </w:r>
+            <w:proofErr w:type="spellEnd"/>
+            <w:r>
+              <w:t xml:space="preserve"> settings.</w:t>
             </w:r>
           </w:p>
         </w:tc>
@@ -582,8 +659,13 @@
             </w:tcMar>
           </w:tcPr>
           <w:p>
-            <w:r>
-              <w:t>endmodule, closing the module opened by the macro.</w:t>
+            <w:proofErr w:type="spellStart"/>
+            <w:r>
+              <w:t>endmodule</w:t>
+            </w:r>
+            <w:proofErr w:type="spellEnd"/>
+            <w:r>
+              <w:t>, closing the module opened by the macro.</w:t>
             </w:r>
           </w:p>
         </w:tc>
@@ -673,7 +755,15 @@
         <w:t>$name</w:t>
       </w:r>
       <w:r>
-        <w:t xml:space="preserve"> is a pipesignal, assigned in exactly one stage.</w:t>
+        <w:t xml:space="preserve"> is a </w:t>
+      </w:r>
+      <w:proofErr w:type="spellStart"/>
+      <w:r>
+        <w:t>pipesignal</w:t>
+      </w:r>
+      <w:proofErr w:type="spellEnd"/>
+      <w:r>
+        <w:t>, assigned in exactly one stage.</w:t>
       </w:r>
     </w:p>
     <w:p>
@@ -704,7 +794,15 @@
       </w:r>
       <w:proofErr w:type="gramEnd"/>
       <w:r>
-        <w:t xml:space="preserve"> is a plain SystemVerilog signal at the module boundary.</w:t>
+        <w:t xml:space="preserve"> is a plain </w:t>
+      </w:r>
+      <w:proofErr w:type="spellStart"/>
+      <w:r>
+        <w:t>SystemVerilog</w:t>
+      </w:r>
+      <w:proofErr w:type="spellEnd"/>
+      <w:r>
+        <w:t xml:space="preserve"> signal at the module boundary.</w:t>
       </w:r>
     </w:p>
     <w:p>
@@ -722,8 +820,18 @@
           <w:sz w:val="20"/>
           <w:szCs w:val="20"/>
         </w:rPr>
-        <w:t>&gt;&gt;n$sig</w:t>
-      </w:r>
+        <w:t>&gt;&gt;</w:t>
+      </w:r>
+      <w:proofErr w:type="spellStart"/>
+      <w:r>
+        <w:rPr>
+          <w:rFonts w:ascii="Consolas" w:eastAsia="Consolas" w:hAnsi="Consolas" w:cs="Consolas"/>
+          <w:sz w:val="20"/>
+          <w:szCs w:val="20"/>
+        </w:rPr>
+        <w:t>n$sig</w:t>
+      </w:r>
+      <w:proofErr w:type="spellEnd"/>
       <w:r>
         <w:t xml:space="preserve"> is the value of </w:t>
       </w:r>
@@ -841,7 +949,15 @@
         <w:t>$op = $rand3[1:0];</w:t>
       </w:r>
       <w:r>
-        <w:t xml:space="preserve"> is a random 2-bit operation select. The diagram shows $op as an input, and Makerchip needs something to drive it.</w:t>
+        <w:t xml:space="preserve"> is a random 2-bit operation select. The diagram shows $op as an input, and </w:t>
+      </w:r>
+      <w:proofErr w:type="spellStart"/>
+      <w:r>
+        <w:t>Makerchip</w:t>
+      </w:r>
+      <w:proofErr w:type="spellEnd"/>
+      <w:r>
+        <w:t xml:space="preserve"> needs something to drive it.</w:t>
       </w:r>
     </w:p>
     <w:p>
@@ -892,8 +1008,18 @@
           <w:sz w:val="20"/>
           <w:szCs w:val="20"/>
         </w:rPr>
-        <w:t>$quot</w:t>
-      </w:r>
+        <w:t>$</w:t>
+      </w:r>
+      <w:proofErr w:type="spellStart"/>
+      <w:r>
+        <w:rPr>
+          <w:rFonts w:ascii="Consolas" w:eastAsia="Consolas" w:hAnsi="Consolas" w:cs="Consolas"/>
+          <w:sz w:val="20"/>
+          <w:szCs w:val="20"/>
+        </w:rPr>
+        <w:t>quot</w:t>
+      </w:r>
+      <w:proofErr w:type="spellEnd"/>
       <w:r>
         <w:t xml:space="preserve"> are computed in parallel from $val1 and $val2. Nothing is selected yet.</w:t>
       </w:r>
@@ -1129,6 +1255,7 @@
         </w:rPr>
         <w:t xml:space="preserve"> $</w:t>
       </w:r>
+      <w:proofErr w:type="spellStart"/>
       <w:proofErr w:type="gramStart"/>
       <w:r>
         <w:rPr>
@@ -1136,7 +1263,16 @@
           <w:sz w:val="20"/>
           <w:szCs w:val="20"/>
         </w:rPr>
-        <w:t>quot :</w:t>
+        <w:t>quot</w:t>
+      </w:r>
+      <w:proofErr w:type="spellEnd"/>
+      <w:r>
+        <w:rPr>
+          <w:rFonts w:ascii="Consolas" w:eastAsia="Consolas" w:hAnsi="Consolas" w:cs="Consolas"/>
+          <w:sz w:val="20"/>
+          <w:szCs w:val="20"/>
+        </w:rPr>
+        <w:t xml:space="preserve"> :</w:t>
       </w:r>
       <w:proofErr w:type="gramEnd"/>
       <w:r>
@@ -1520,8 +1656,18 @@
                 <w:sz w:val="20"/>
                 <w:szCs w:val="20"/>
               </w:rPr>
-              <w:t>$quot</w:t>
-            </w:r>
+              <w:t>$</w:t>
+            </w:r>
+            <w:proofErr w:type="spellStart"/>
+            <w:r>
+              <w:rPr>
+                <w:rFonts w:ascii="Consolas" w:eastAsia="Consolas" w:hAnsi="Consolas" w:cs="Consolas"/>
+                <w:sz w:val="20"/>
+                <w:szCs w:val="20"/>
+              </w:rPr>
+              <w:t>quot</w:t>
+            </w:r>
+            <w:proofErr w:type="spellEnd"/>
           </w:p>
         </w:tc>
       </w:tr>
@@ -2706,9 +2852,11 @@
             </w:tcMar>
           </w:tcPr>
           <w:p>
+            <w:proofErr w:type="spellStart"/>
             <w:r>
               <w:t>quot</w:t>
             </w:r>
+            <w:proofErr w:type="spellEnd"/>
           </w:p>
         </w:tc>
         <w:tc>
@@ -2840,9 +2988,11 @@
             </w:tcMar>
           </w:tcPr>
           <w:p>
+            <w:proofErr w:type="spellStart"/>
             <w:r>
               <w:t>quot</w:t>
             </w:r>
+            <w:proofErr w:type="spellEnd"/>
           </w:p>
         </w:tc>
         <w:tc>
@@ -2905,7 +3055,25 @@
           <w:sz w:val="20"/>
           <w:szCs w:val="20"/>
         </w:rPr>
-        <w:t>*passed = *cyc_cnt &gt; 40;</w:t>
+        <w:t>*passed = *</w:t>
+      </w:r>
+      <w:proofErr w:type="spellStart"/>
+      <w:r>
+        <w:rPr>
+          <w:rFonts w:ascii="Consolas" w:eastAsia="Consolas" w:hAnsi="Consolas" w:cs="Consolas"/>
+          <w:sz w:val="20"/>
+          <w:szCs w:val="20"/>
+        </w:rPr>
+        <w:t>cyc_cnt</w:t>
+      </w:r>
+      <w:proofErr w:type="spellEnd"/>
+      <w:r>
+        <w:rPr>
+          <w:rFonts w:ascii="Consolas" w:eastAsia="Consolas" w:hAnsi="Consolas" w:cs="Consolas"/>
+          <w:sz w:val="20"/>
+          <w:szCs w:val="20"/>
+        </w:rPr>
+        <w:t xml:space="preserve"> &gt; 40;</w:t>
       </w:r>
       <w:r>
         <w:t xml:space="preserve"> ends the simulation successfully after 40 cycles.</w:t>
@@ -2957,7 +3125,23 @@
         <w:t xml:space="preserve">Divide by zero: </w:t>
       </w:r>
       <w:r>
-        <w:t xml:space="preserve">$val2 can be 0. Makerchip's Verilator backend is 2-state, so this gives a meaningless value rather than x. A guard such as </w:t>
+        <w:t xml:space="preserve">$val2 can be 0. </w:t>
+      </w:r>
+      <w:proofErr w:type="spellStart"/>
+      <w:r>
+        <w:t>Makerchip's</w:t>
+      </w:r>
+      <w:proofErr w:type="spellEnd"/>
+      <w:r>
+        <w:t xml:space="preserve"> </w:t>
+      </w:r>
+      <w:proofErr w:type="spellStart"/>
+      <w:r>
+        <w:t>Verilator</w:t>
+      </w:r>
+      <w:proofErr w:type="spellEnd"/>
+      <w:r>
+        <w:t xml:space="preserve"> backend is 2-state, so this gives a meaningless value rather than x. A guard such as </w:t>
       </w:r>
       <w:r>
         <w:rPr>
@@ -3054,7 +3238,7 @@
       </w:r>
     </w:p>
     <w:sectPr>
-      <w:footerReference w:type="default" r:id="rId11"/>
+      <w:footerReference w:type="default" r:id="rId12"/>
       <w:pgSz w:w="11906" w:h="16838"/>
       <w:pgMar w:top="1440" w:right="1440" w:bottom="1440" w:left="1440" w:header="708" w:footer="708" w:gutter="0"/>
       <w:cols w:space="720"/>
@@ -3928,6 +4112,18 @@
       <w:szCs w:val="20"/>
     </w:rPr>
   </w:style>
+  <w:style w:type="character" w:styleId="UnresolvedMention">
+    <w:name w:val="Unresolved Mention"/>
+    <w:basedOn w:val="DefaultParagraphFont"/>
+    <w:uiPriority w:val="99"/>
+    <w:semiHidden/>
+    <w:unhideWhenUsed/>
+    <w:rsid w:val="00E623D5"/>
+    <w:rPr>
+      <w:color w:val="605E5C"/>
+      <w:shd w:val="clear" w:color="auto" w:fill="E1DFDD"/>
+    </w:rPr>
+  </w:style>
 </w:styles>
 </file>
 
